--- a/klagomål/A 57883-2025 FSC-klagomål.docx
+++ b/klagomål/A 57883-2025 FSC-klagomål.docx
@@ -971,7 +971,7 @@
     <w:r>
       <w:tab/>
       <w:tab/>
-      <w:t>2026-08-15</w:t>
+      <w:t>2026-08-16</w:t>
       <w:br/>
       <w:br/>
     </w:r>

--- a/klagomål/A 57883-2025 FSC-klagomål.docx
+++ b/klagomål/A 57883-2025 FSC-klagomål.docx
@@ -971,7 +971,7 @@
     <w:r>
       <w:tab/>
       <w:tab/>
-      <w:t>2026-08-16</w:t>
+      <w:t>2026-08-17</w:t>
       <w:br/>
       <w:br/>
     </w:r>

--- a/klagomål/A 57883-2025 FSC-klagomål.docx
+++ b/klagomål/A 57883-2025 FSC-klagomål.docx
@@ -971,7 +971,7 @@
     <w:r>
       <w:tab/>
       <w:tab/>
-      <w:t>2026-08-17</w:t>
+      <w:t>2026-08-18</w:t>
       <w:br/>
       <w:br/>
     </w:r>

--- a/klagomål/A 57883-2025 FSC-klagomål.docx
+++ b/klagomål/A 57883-2025 FSC-klagomål.docx
@@ -971,7 +971,7 @@
     <w:r>
       <w:tab/>
       <w:tab/>
-      <w:t>2026-08-18</w:t>
+      <w:t>2026-08-19</w:t>
       <w:br/>
       <w:br/>
     </w:r>

--- a/klagomål/A 57883-2025 FSC-klagomål.docx
+++ b/klagomål/A 57883-2025 FSC-klagomål.docx
@@ -971,7 +971,7 @@
     <w:r>
       <w:tab/>
       <w:tab/>
-      <w:t>2026-08-19</w:t>
+      <w:t>2026-08-20</w:t>
       <w:br/>
       <w:br/>
     </w:r>

--- a/klagomål/A 57883-2025 FSC-klagomål.docx
+++ b/klagomål/A 57883-2025 FSC-klagomål.docx
@@ -971,7 +971,7 @@
     <w:r>
       <w:tab/>
       <w:tab/>
-      <w:t>2026-08-20</w:t>
+      <w:t>2026-08-21</w:t>
       <w:br/>
       <w:br/>
     </w:r>

--- a/klagomål/A 57883-2025 FSC-klagomål.docx
+++ b/klagomål/A 57883-2025 FSC-klagomål.docx
@@ -971,7 +971,7 @@
     <w:r>
       <w:tab/>
       <w:tab/>
-      <w:t>2026-08-21</w:t>
+      <w:t>2026-08-22</w:t>
       <w:br/>
       <w:br/>
     </w:r>

--- a/klagomål/A 57883-2025 FSC-klagomål.docx
+++ b/klagomål/A 57883-2025 FSC-klagomål.docx
@@ -971,7 +971,7 @@
     <w:r>
       <w:tab/>
       <w:tab/>
-      <w:t>2026-08-22</w:t>
+      <w:t>2026-08-23</w:t>
       <w:br/>
       <w:br/>
     </w:r>

--- a/klagomål/A 57883-2025 FSC-klagomål.docx
+++ b/klagomål/A 57883-2025 FSC-klagomål.docx
@@ -971,7 +971,7 @@
     <w:r>
       <w:tab/>
       <w:tab/>
-      <w:t>2026-08-23</w:t>
+      <w:t>2026-08-24</w:t>
       <w:br/>
       <w:br/>
     </w:r>

--- a/klagomål/A 57883-2025 FSC-klagomål.docx
+++ b/klagomål/A 57883-2025 FSC-klagomål.docx
@@ -971,7 +971,7 @@
     <w:r>
       <w:tab/>
       <w:tab/>
-      <w:t>2026-08-24</w:t>
+      <w:t>2026-08-25</w:t>
       <w:br/>
       <w:br/>
     </w:r>

--- a/klagomål/A 57883-2025 FSC-klagomål.docx
+++ b/klagomål/A 57883-2025 FSC-klagomål.docx
@@ -971,7 +971,7 @@
     <w:r>
       <w:tab/>
       <w:tab/>
-      <w:t>2026-08-25</w:t>
+      <w:t>2026-08-26</w:t>
       <w:br/>
       <w:br/>
     </w:r>

--- a/klagomål/A 57883-2025 FSC-klagomål.docx
+++ b/klagomål/A 57883-2025 FSC-klagomål.docx
@@ -971,7 +971,7 @@
     <w:r>
       <w:tab/>
       <w:tab/>
-      <w:t>2026-08-26</w:t>
+      <w:t>2026-08-27</w:t>
       <w:br/>
       <w:br/>
     </w:r>

--- a/klagomål/A 57883-2025 FSC-klagomål.docx
+++ b/klagomål/A 57883-2025 FSC-klagomål.docx
@@ -971,7 +971,7 @@
     <w:r>
       <w:tab/>
       <w:tab/>
-      <w:t>2026-08-27</w:t>
+      <w:t>2026-08-28</w:t>
       <w:br/>
       <w:br/>
     </w:r>

--- a/klagomål/A 57883-2025 FSC-klagomål.docx
+++ b/klagomål/A 57883-2025 FSC-klagomål.docx
@@ -971,7 +971,7 @@
     <w:r>
       <w:tab/>
       <w:tab/>
-      <w:t>2026-08-28</w:t>
+      <w:t>2026-08-29</w:t>
       <w:br/>
       <w:br/>
     </w:r>

--- a/klagomål/A 57883-2025 FSC-klagomål.docx
+++ b/klagomål/A 57883-2025 FSC-klagomål.docx
@@ -971,7 +971,7 @@
     <w:r>
       <w:tab/>
       <w:tab/>
-      <w:t>2026-08-29</w:t>
+      <w:t>2026-08-31</w:t>
       <w:br/>
       <w:br/>
     </w:r>

--- a/klagomål/A 57883-2025 FSC-klagomål.docx
+++ b/klagomål/A 57883-2025 FSC-klagomål.docx
@@ -971,7 +971,7 @@
     <w:r>
       <w:tab/>
       <w:tab/>
-      <w:t>2026-08-31</w:t>
+      <w:t>2026-09-01</w:t>
       <w:br/>
       <w:br/>
     </w:r>

--- a/klagomål/A 57883-2025 FSC-klagomål.docx
+++ b/klagomål/A 57883-2025 FSC-klagomål.docx
@@ -971,7 +971,7 @@
     <w:r>
       <w:tab/>
       <w:tab/>
-      <w:t>2026-09-01</w:t>
+      <w:t>2026-09-02</w:t>
       <w:br/>
       <w:br/>
     </w:r>

--- a/klagomål/A 57883-2025 FSC-klagomål.docx
+++ b/klagomål/A 57883-2025 FSC-klagomål.docx
@@ -971,7 +971,7 @@
     <w:r>
       <w:tab/>
       <w:tab/>
-      <w:t>2026-09-02</w:t>
+      <w:t>2026-09-03</w:t>
       <w:br/>
       <w:br/>
     </w:r>

--- a/klagomål/A 57883-2025 FSC-klagomål.docx
+++ b/klagomål/A 57883-2025 FSC-klagomål.docx
@@ -971,7 +971,7 @@
     <w:r>
       <w:tab/>
       <w:tab/>
-      <w:t>2026-09-03</w:t>
+      <w:t>2026-09-04</w:t>
       <w:br/>
       <w:br/>
     </w:r>

--- a/klagomål/A 57883-2025 FSC-klagomål.docx
+++ b/klagomål/A 57883-2025 FSC-klagomål.docx
@@ -971,7 +971,7 @@
     <w:r>
       <w:tab/>
       <w:tab/>
-      <w:t>2026-09-04</w:t>
+      <w:t>2026-09-05</w:t>
       <w:br/>
       <w:br/>
     </w:r>

--- a/klagomål/A 57883-2025 FSC-klagomål.docx
+++ b/klagomål/A 57883-2025 FSC-klagomål.docx
@@ -971,7 +971,7 @@
     <w:r>
       <w:tab/>
       <w:tab/>
-      <w:t>2026-09-05</w:t>
+      <w:t>2026-09-06</w:t>
       <w:br/>
       <w:br/>
     </w:r>

--- a/klagomål/A 57883-2025 FSC-klagomål.docx
+++ b/klagomål/A 57883-2025 FSC-klagomål.docx
@@ -971,7 +971,7 @@
     <w:r>
       <w:tab/>
       <w:tab/>
-      <w:t>2026-09-06</w:t>
+      <w:t>2026-09-07</w:t>
       <w:br/>
       <w:br/>
     </w:r>

--- a/klagomål/A 57883-2025 FSC-klagomål.docx
+++ b/klagomål/A 57883-2025 FSC-klagomål.docx
@@ -221,7 +221,7 @@
     </w:p>
     <w:p>
       <w:r>
-        <w:t>I och inom 16 meter från avverkningsanmälan finns fynd av 10 naturvårdsarter, varav 7 är rödlistade, 2 är fridlysta, 9 är typiska (T) och 2 är signalarter (S): fläckporing (VU, T), gräddporing (VU, T), blå taggsvamp (NT, T), tallriska (NT), talltagel (NT, T), tallticka (NT, T), vedskivlav (NT, T), nästlav (S, T), plattlummer (S, T, §9) och spillkråka (T, §4). Se Figur 1.</w:t>
+        <w:t>I och inom 16 meter från avverkningsanmälan finns fynd av 11 naturvårdsarter, varav 7 är rödlistade, 3 är fridlysta, 10 är typiska (T) och 2 är signalarter (S): fläckporing (VU, T), gräddporing (VU, T), blå taggsvamp (NT, T), tallriska (NT), talltagel (NT, T), tallticka (NT, T), vedskivlav (NT, T), nästlav (S, T), plattlummer (S, T, §9), spillkråka (T, §4) och tjäder (T, §4). Se Figur 1.</w:t>
       </w:r>
     </w:p>
     <w:p>
@@ -466,6 +466,35 @@
       </w:r>
     </w:p>
     <w:p>
+      <w:r>
+        <w:rPr>
+          <w:b/>
+        </w:rPr>
+        <w:t>Tjäder (§4)</w:t>
+      </w:r>
+      <w:r>
+        <w:t xml:space="preserve"> omfattas av bilaga 1 och 2 EU:s fågeldirektiv och är typisk art för </w:t>
+      </w:r>
+      <w:r>
+        <w:rPr>
+          <w:i/>
+        </w:rPr>
+        <w:t xml:space="preserve">9010 Taiga </w:t>
+      </w:r>
+      <w:r>
+        <w:t xml:space="preserve">och </w:t>
+      </w:r>
+      <w:r>
+        <w:rPr>
+          <w:i/>
+        </w:rPr>
+        <w:t>9740 Skogsbevuxen myr</w:t>
+      </w:r>
+      <w:r>
+        <w:t>. Tjädern är en utpräglad skogsfågel knuten till större sammanhängande barrskogsområden. Tupparna och hönorna utnyttjar till viss del olika miljöer, och habitatvalet varierar dessutom mellan olika delar av året. För att det ska finnas livskraftiga tjäderbestånd krävs funktionella skogslandskap med en blandning av uppvuxen, gles och luckig skog, täta sumpskogar, myrar och andra små våtmarker. Arten försvinner när skogen fragmenteras och den sammanlagda arealen hyggen och andra öppna områden blir för stor. Ett småskaligt och försiktigt virkesuttag genom hyggesfria metoder kan i vissa fall vara möjligt i området inom 200 m från lekcentrum. Längre ut från lekcentrum, inom 200–500 m bör den avverkade ytan inte överskrida 1 hektar för att undvika alltför stora och snabba förändringar (Skogsstyrelsen, 2019; SLU Artdatabanken, 2024).</w:t>
+      </w:r>
+    </w:p>
+    <w:p>
       <w:pPr>
         <w:pStyle w:val="Heading1"/>
       </w:pPr>
@@ -571,7 +600,7 @@
         <w:rPr>
           <w:i/>
         </w:rPr>
-        <w:t>I det avverkningsanmälda skogsområdet har 10 naturvårdsarter varav 7 rödlistade arter sina livsmiljöer och växtplatser.</w:t>
+        <w:t>I det avverkningsanmälda skogsområdet har 11 naturvårdsarter varav 7 rödlistade arter sina livsmiljöer och växtplatser.</w:t>
       </w:r>
     </w:p>
     <w:p>
@@ -841,6 +870,75 @@
       </w:r>
       <w:r>
         <w:t>SLU Artdatabanken, Uppsala.</w:t>
+      </w:r>
+    </w:p>
+    <w:p>
+      <w:pPr>
+        <w:pStyle w:val="Heading1"/>
+      </w:pPr>
+      <w:r>
+        <w:t>Tjäder – ekologi samt krav på livsmiljön</w:t>
+      </w:r>
+    </w:p>
+    <w:p>
+      <w:r>
+        <w:t xml:space="preserve">Tjäder (§4) omfattas av bilaga 1 och 2 EU:s fågeldirektiv och är typisk art för </w:t>
+      </w:r>
+      <w:r>
+        <w:rPr>
+          <w:i/>
+        </w:rPr>
+        <w:t xml:space="preserve">9010 Taiga </w:t>
+      </w:r>
+      <w:r>
+        <w:t xml:space="preserve">och </w:t>
+      </w:r>
+      <w:r>
+        <w:rPr>
+          <w:i/>
+        </w:rPr>
+        <w:t>9740 Skogsbevuxen myr</w:t>
+      </w:r>
+      <w:r>
+        <w:t>. Tjädern är en utpräglad skogsfågel knuten till större sammanhängande barrskogsområden. Tupparna och hönorna utnyttjar till viss del olika miljöer, och habitatvalet varierar dessutom mellan olika delar av året. För att det ska finnas livskraftiga tjäderbestånd krävs funktionella skogslandskap med en blandning av uppvuxen, gles och luckig skog, täta sumpskogar, myrar och andra små våtmarker (Skogsstyrelsen, 2019; SLU Artdatabanken 2024).</w:t>
+      </w:r>
+    </w:p>
+    <w:p>
+      <w:r>
+        <w:t>Arten försvinner när skogen fragmenteras och den sammanlagda arealen hyggen och andra öppna områden blir för stor. Ett småskaligt och försiktigt virkesuttag genom hyggesfria metoder kan i vissa fall vara möjligt i området inom 200 m från lekcentrum. Längre ut från lekcentrum, inom 200–500 m bör den avverkade ytan inte överskrida 1 hektar för att undvika alltför stora och snabba förändringar (Skogsstyrelsen, 2019).</w:t>
+      </w:r>
+    </w:p>
+    <w:p>
+      <w:pPr>
+        <w:pStyle w:val="Heading2"/>
+      </w:pPr>
+      <w:r>
+        <w:t>Referenser – tjäder</w:t>
+      </w:r>
+    </w:p>
+    <w:p>
+      <w:r>
+        <w:t xml:space="preserve">Skogsstyrelsen, 2019. </w:t>
+      </w:r>
+      <w:r>
+        <w:rPr>
+          <w:i/>
+        </w:rPr>
+        <w:t>Vägledning för hänsyn till fåglar – tjäder.</w:t>
+      </w:r>
+    </w:p>
+    <w:p>
+      <w:r>
+        <w:t xml:space="preserve">SLU Artdatabanken, 2024. </w:t>
+      </w:r>
+      <w:r>
+        <w:rPr>
+          <w:i/>
+        </w:rPr>
+        <w:t xml:space="preserve">Artfaktablad. Naturvård – artfakta. </w:t>
+      </w:r>
+      <w:r>
+        <w:t>SLU Artdatabanken, Uppsala</w:t>
       </w:r>
     </w:p>
     <w:sectPr>
@@ -971,7 +1069,7 @@
     <w:r>
       <w:tab/>
       <w:tab/>
-      <w:t>2026-09-07</w:t>
+      <w:t>2026-09-08</w:t>
       <w:br/>
       <w:br/>
     </w:r>

--- a/klagomål/A 57883-2025 FSC-klagomål.docx
+++ b/klagomål/A 57883-2025 FSC-klagomål.docx
@@ -1069,7 +1069,7 @@
     <w:r>
       <w:tab/>
       <w:tab/>
-      <w:t>2026-09-08</w:t>
+      <w:t>2026-09-09</w:t>
       <w:br/>
       <w:br/>
     </w:r>

--- a/klagomål/A 57883-2025 FSC-klagomål.docx
+++ b/klagomål/A 57883-2025 FSC-klagomål.docx
@@ -1069,7 +1069,7 @@
     <w:r>
       <w:tab/>
       <w:tab/>
-      <w:t>2026-09-09</w:t>
+      <w:t>2026-09-10</w:t>
       <w:br/>
       <w:br/>
     </w:r>

--- a/klagomål/A 57883-2025 FSC-klagomål.docx
+++ b/klagomål/A 57883-2025 FSC-klagomål.docx
@@ -1069,7 +1069,7 @@
     <w:r>
       <w:tab/>
       <w:tab/>
-      <w:t>2026-09-10</w:t>
+      <w:t>2026-09-11</w:t>
       <w:br/>
       <w:br/>
     </w:r>

--- a/klagomål/A 57883-2025 FSC-klagomål.docx
+++ b/klagomål/A 57883-2025 FSC-klagomål.docx
@@ -1069,7 +1069,7 @@
     <w:r>
       <w:tab/>
       <w:tab/>
-      <w:t>2026-09-11</w:t>
+      <w:t>2026-09-12</w:t>
       <w:br/>
       <w:br/>
     </w:r>
